--- a/policies/build/masters/ROM.4_v2_master.docx
+++ b/policies/build/masters/ROM.4_v2_master.docx
@@ -11,40 +11,25 @@
         <w:rPr>
           <w:b/>
           <w:bCs/>
+          <w:sz w:val="28"/>
+          <w:szCs w:val="28"/>
+        </w:rPr>
+        <w:t>Policy on Risk Management, System-Failure Reporting and Outsourced Services</w:t>
+      </w:r>
+    </w:p>
+    <w:p>
+      <w:pPr>
+        <w:spacing w:after="60"/>
+        <w:jc w:val="center"/>
+      </w:pPr>
+      <w:r>
+        <w:rPr>
+          <w:b/>
+          <w:bCs/>
           <w:sz w:val="32"/>
           <w:szCs w:val="32"/>
         </w:rPr>
         <w:t xml:space="preserve">«Hospital Name»</w:t>
-      </w:r>
-    </w:p>
-    <w:p>
-      <w:pPr>
-        <w:spacing w:after="60"/>
-        <w:jc w:val="center"/>
-      </w:pPr>
-      <w:r>
-        <w:rPr>
-          <w:b/>
-          <w:bCs/>
-          <w:sz w:val="28"/>
-          <w:szCs w:val="28"/>
-        </w:rPr>
-        <w:t xml:space="preserve">Risk Management, System-Failure Reporting and Outsourced Services</w:t>
-      </w:r>
-    </w:p>
-    <w:p>
-      <w:pPr>
-        <w:spacing w:after="240"/>
-        <w:jc w:val="center"/>
-      </w:pPr>
-      <w:r>
-        <w:rPr>
-          <w:i/>
-          <w:iCs/>
-          <w:sz w:val="20"/>
-          <w:szCs w:val="20"/>
-        </w:rPr>
-        <w:t xml:space="preserve">Risk management, failure reporting and outsourced-service governance.</w:t>
       </w:r>
     </w:p>
     <w:p>
@@ -2494,157 +2479,6 @@
         <w:t xml:space="preserve">The Nursing Superintendent holds signed acknowledgements with the induction record.</w:t>
       </w:r>
     </w:p>
-    <w:p>
-      <w:pPr>
-        <w:pStyle w:val="Heading1"/>
-        <w:spacing w:after="120" w:before="280"/>
-      </w:pPr>
-      <w:r>
-        <w:t xml:space="preserve">9. References</w:t>
-      </w:r>
-    </w:p>
-    <w:p>
-      <w:pPr>
-        <w:pStyle w:val="ListParagraph"/>
-        <w:numPr>
-          <w:ilvl w:val="0"/>
-          <w:numId w:val="1"/>
-        </w:numPr>
-        <w:spacing w:after="60"/>
-      </w:pPr>
-      <w:r>
-        <w:rPr>
-          <w:sz w:val="22"/>
-          <w:szCs w:val="22"/>
-        </w:rPr>
-        <w:t xml:space="preserve">National Accreditation Board for Hospitals and Healthcare Providers (NABH), Standards for Small Healthcare Organisations, 3rd Edition — Responsibilities of Management chapter, standard ROM.4.</w:t>
-      </w:r>
-    </w:p>
-    <w:p>
-      <w:pPr>
-        <w:pStyle w:val="ListParagraph"/>
-        <w:numPr>
-          <w:ilvl w:val="0"/>
-          <w:numId w:val="1"/>
-        </w:numPr>
-        <w:spacing w:after="60"/>
-      </w:pPr>
-      <w:r>
-        <w:rPr>
-          <w:sz w:val="22"/>
-          <w:szCs w:val="22"/>
-        </w:rPr>
-        <w:t xml:space="preserve">Internal documents of «Hospital Name»: risk register; quality-improvement programme (PSQ); strategic plan (ROM.3); failure-reporting register; outsourced-service agreements and monitoring records; infection-control programme (HIC); facilities safety programme (FMS).</w:t>
-      </w:r>
-    </w:p>
-    <w:p>
-      <w:pPr>
-        <w:pStyle w:val="Heading1"/>
-        <w:spacing w:after="120" w:before="280"/>
-      </w:pPr>
-      <w:r>
-        <w:t xml:space="preserve">10. Distribution</w:t>
-      </w:r>
-    </w:p>
-    <w:p>
-      <w:pPr>
-        <w:spacing w:after="140"/>
-      </w:pPr>
-      <w:r>
-        <w:rPr>
-          <w:sz w:val="22"/>
-          <w:szCs w:val="22"/>
-        </w:rPr>
-        <w:t xml:space="preserve">Official master copy: office of the Medical Superintendent, «Hospital Name», with the Quality Coordinator.</w:t>
-      </w:r>
-    </w:p>
-    <w:p>
-      <w:pPr>
-        <w:spacing w:after="140"/>
-      </w:pPr>
-      <w:r>
-        <w:rPr>
-          <w:sz w:val="22"/>
-          <w:szCs w:val="22"/>
-        </w:rPr>
-        <w:t xml:space="preserve">Copies issued to: governing body members; department and service heads; nursing administration; quality office; staff responsible for outsourced-service contracts.</w:t>
-      </w:r>
-    </w:p>
-    <w:p>
-      <w:pPr>
-        <w:spacing w:after="140"/>
-      </w:pPr>
-      <w:r>
-        <w:rPr>
-          <w:sz w:val="22"/>
-          <w:szCs w:val="22"/>
-        </w:rPr>
-        <w:t xml:space="preserve">The current version is available to all staff at the «front-office policy file» and, if the hospital keeps an intranet, at «staff intranet / policies».</w:t>
-      </w:r>
-    </w:p>
-    <w:p>
-      <w:pPr>
-        <w:spacing w:after="140"/>
-      </w:pPr>
-      <w:r>
-        <w:rPr>
-          <w:sz w:val="22"/>
-          <w:szCs w:val="22"/>
-        </w:rPr>
-        <w:t xml:space="preserve">When a new version is issued, take old copies out of use.</w:t>
-      </w:r>
-    </w:p>
-    <w:p>
-      <w:pPr>
-        <w:pStyle w:val="Heading1"/>
-        <w:spacing w:after="120" w:before="280"/>
-      </w:pPr>
-      <w:r>
-        <w:t xml:space="preserve">11. Abbreviations</w:t>
-      </w:r>
-    </w:p>
-    <w:p>
-      <w:pPr>
-        <w:spacing w:after="140"/>
-      </w:pPr>
-      <w:r>
-        <w:rPr>
-          <w:sz w:val="22"/>
-          <w:szCs w:val="22"/>
-        </w:rPr>
-        <w:t xml:space="preserve">CAPA — corrective and preventive action
-FMS — Facility Management and Safety (NABH SHCO chapter 6)
-HIC — Hospital Infection Control (NABH SHCO chapter 5)
-NABH — National Accreditation Board for Hospitals and Healthcare Providers
-OE — objective element
-PSQ — Patient Safety and Quality Improvement (NABH SHCO chapter 9)
-ROM — Responsibilities of Management (NABH SHCO chapter 7)
-SHCO — Standards for Small Healthcare Organisations</w:t>
-      </w:r>
-    </w:p>
-    <w:p>
-      <w:pPr>
-        <w:pStyle w:val="Heading1"/>
-        <w:spacing w:after="120" w:before="280"/>
-      </w:pPr>
-      <w:r>
-        <w:t xml:space="preserve">12. Traceability to NABH SHCO 3rd Edition ROM.4</w:t>
-      </w:r>
-    </w:p>
-    <w:p>
-      <w:pPr>
-        <w:spacing w:after="120"/>
-      </w:pPr>
-      <w:r>
-        <w:rPr>
-          <w:i/>
-          <w:iCs/>
-          <w:sz w:val="20"/>
-          <w:szCs w:val="20"/>
-        </w:rPr>
-        <w:t xml:space="preserve">This table is an index. It is not how the policy is organised.</w:t>
-      </w:r>
-    </w:p>
     <w:tbl>
       <w:tblPr>
         <w:tblW w:type="pct" w:w="100%"/>
@@ -3214,7 +3048,92 @@
         <w:spacing w:after="120" w:before="280"/>
       </w:pPr>
       <w:r>
-        <w:t xml:space="preserve">13. Required Records / Evidence Checklist</w:t>
+        <w:t>9. Distribution</w:t>
+      </w:r>
+    </w:p>
+    <w:p>
+      <w:pPr>
+        <w:spacing w:after="140"/>
+      </w:pPr>
+      <w:r>
+        <w:rPr>
+          <w:sz w:val="22"/>
+          <w:szCs w:val="22"/>
+        </w:rPr>
+        <w:t xml:space="preserve">Official master copy: office of the Medical Superintendent, «Hospital Name», with the Quality Coordinator.</w:t>
+      </w:r>
+    </w:p>
+    <w:p>
+      <w:pPr>
+        <w:spacing w:after="140"/>
+      </w:pPr>
+      <w:r>
+        <w:rPr>
+          <w:sz w:val="22"/>
+          <w:szCs w:val="22"/>
+        </w:rPr>
+        <w:t xml:space="preserve">Copies issued to: governing body members; department and service heads; nursing administration; quality office; staff responsible for outsourced-service contracts.</w:t>
+      </w:r>
+    </w:p>
+    <w:p>
+      <w:pPr>
+        <w:spacing w:after="140"/>
+      </w:pPr>
+      <w:r>
+        <w:rPr>
+          <w:sz w:val="22"/>
+          <w:szCs w:val="22"/>
+        </w:rPr>
+        <w:t xml:space="preserve">The current version is available to all staff at the «front-office policy file» and, if the hospital keeps an intranet, at «staff intranet / policies».</w:t>
+      </w:r>
+    </w:p>
+    <w:p>
+      <w:pPr>
+        <w:spacing w:after="140"/>
+      </w:pPr>
+      <w:r>
+        <w:rPr>
+          <w:sz w:val="22"/>
+          <w:szCs w:val="22"/>
+        </w:rPr>
+        <w:t xml:space="preserve">When a new version is issued, take old copies out of use.</w:t>
+      </w:r>
+    </w:p>
+    <w:p>
+      <w:pPr>
+        <w:pStyle w:val="Heading1"/>
+        <w:spacing w:after="120" w:before="280"/>
+      </w:pPr>
+      <w:r>
+        <w:t>10. Abbreviations</w:t>
+      </w:r>
+    </w:p>
+    <w:p>
+      <w:pPr>
+        <w:spacing w:after="140"/>
+      </w:pPr>
+      <w:r>
+        <w:rPr>
+          <w:sz w:val="22"/>
+          <w:szCs w:val="22"/>
+        </w:rPr>
+        <w:t xml:space="preserve">CAPA — corrective and preventive action
+FMS — Facility Management and Safety (NABH SHCO chapter 6)
+HIC — Hospital Infection Control (NABH SHCO chapter 5)
+NABH — National Accreditation Board for Hospitals and Healthcare Providers
+OE — objective element
+PSQ — Patient Safety and Quality Improvement (NABH SHCO chapter 9)
+ROM — Responsibilities of Management (NABH SHCO chapter 7)
+SHCO — Standards for Small Healthcare Organisations</w:t>
+      </w:r>
+    </w:p>
+    <w:p>
+      <w:pPr>
+        <w:pStyle w:val="Heading1"/>
+        <w:spacing w:after="120" w:before="280"/>
+      </w:pPr>
+      <w:r>
+        <w:t>11. Traceability to NABH SHCO 3rd Edition ROM.4</w:t>
       </w:r>
     </w:p>
     <w:p>
@@ -3228,6 +3147,29 @@
           <w:sz w:val="20"/>
           <w:szCs w:val="20"/>
         </w:rPr>
+        <w:t xml:space="preserve">This table is an index. It is not how the policy is organised.</w:t>
+      </w:r>
+    </w:p>
+    <w:p>
+      <w:pPr>
+        <w:pStyle w:val="Heading1"/>
+        <w:spacing w:after="120" w:before="280"/>
+      </w:pPr>
+      <w:r>
+        <w:t>12. Required Records / Evidence Checklist</w:t>
+      </w:r>
+    </w:p>
+    <w:p>
+      <w:pPr>
+        <w:spacing w:after="120"/>
+      </w:pPr>
+      <w:r>
+        <w:rPr>
+          <w:i/>
+          <w:iCs/>
+          <w:sz w:val="20"/>
+          <w:szCs w:val="20"/>
+        </w:rPr>
         <w:t xml:space="preserve">Records the hospital holds under this policy, listed by objective element.</w:t>
       </w:r>
     </w:p>
@@ -3563,6 +3505,49 @@
           <w:szCs w:val="22"/>
         </w:rPr>
         <w:t xml:space="preserve">Annual summary of outsourced-service quality presented to the governing body.</w:t>
+      </w:r>
+    </w:p>
+    <w:p>
+      <w:pPr>
+        <w:pStyle w:val="Heading1"/>
+        <w:spacing w:after="120" w:before="280"/>
+      </w:pPr>
+      <w:r>
+        <w:t>13. References</w:t>
+      </w:r>
+    </w:p>
+    <w:p>
+      <w:pPr>
+        <w:pStyle w:val="ListParagraph"/>
+        <w:numPr>
+          <w:ilvl w:val="0"/>
+          <w:numId w:val="1"/>
+        </w:numPr>
+        <w:spacing w:after="60"/>
+      </w:pPr>
+      <w:r>
+        <w:rPr>
+          <w:sz w:val="22"/>
+          <w:szCs w:val="22"/>
+        </w:rPr>
+        <w:t xml:space="preserve">National Accreditation Board for Hospitals and Healthcare Providers (NABH), Standards for Small Healthcare Organisations, 3rd Edition — Responsibilities of Management chapter, standard ROM.4.</w:t>
+      </w:r>
+    </w:p>
+    <w:p>
+      <w:pPr>
+        <w:pStyle w:val="ListParagraph"/>
+        <w:numPr>
+          <w:ilvl w:val="0"/>
+          <w:numId w:val="1"/>
+        </w:numPr>
+        <w:spacing w:after="60"/>
+      </w:pPr>
+      <w:r>
+        <w:rPr>
+          <w:sz w:val="22"/>
+          <w:szCs w:val="22"/>
+        </w:rPr>
+        <w:t xml:space="preserve">Internal documents of «Hospital Name»: risk register; quality-improvement programme (PSQ); strategic plan (ROM.3); failure-reporting register; outsourced-service agreements and monitoring records; infection-control programme (HIC); facilities safety programme (FMS).</w:t>
       </w:r>
     </w:p>
     <w:p>
@@ -3687,7 +3672,7 @@
         <w:sz w:val="16"/>
         <w:szCs w:val="16"/>
       </w:rPr>
-      <w:t xml:space="preserve">«Hospital Name»  |  «ROM/POL/04»  |  Controlled document  |  Risk Management, System-Failure Reporting and Outsourced Services</w:t>
+      <w:t>«Hospital Name»  |  «ROM/POL/04»  |  Controlled document  |  Policy on Risk Management, System-Failure Reporting and Outsourced Services</w:t>
     </w:r>
   </w:p>
 </w:ftr>

--- a/policies/build/masters/ROM.4_v2_master.docx
+++ b/policies/build/masters/ROM.4_v2_master.docx
@@ -2496,6 +2496,7 @@
         <w:gridCol w:w="100"/>
         <w:gridCol w:w="100"/>
         <w:gridCol w:w="100"/>
+        <w:gridCol w:w="100"/>
       </w:tblGrid>
       <w:tr>
         <w:tc>
@@ -2523,6 +2524,26 @@
         </w:tc>
         <w:tc>
           <w:tcPr>
+            <w:tcW w:type="pct" w:w="12%"/>
+            <w:tcBorders>
+              <w:top w:val="single" w:color="999999" w:sz="4"/>
+              <w:left w:val="single" w:color="999999" w:sz="4"/>
+              <w:bottom w:val="single" w:color="999999" w:sz="4"/>
+              <w:right w:val="single" w:color="999999" w:sz="4"/>
+            </w:tcBorders>
+            <w:shd w:fill="E8E8E8" w:val="clear"/>
+          </w:tcPr>
+          <w:p>
+            <w:r>
+              <w:rPr>
+                <w:b/>
+              </w:rPr>
+              <w:t>Level</w:t>
+            </w:r>
+          </w:p>
+        </w:tc>
+        <w:tc>
+          <w:tcPr>
             <w:tcW w:type="pct" w:w="32%"/>
             <w:tcBorders>
               <w:top w:val="single" w:color="999999" w:sz="4"/>
@@ -2616,6 +2637,22 @@
         </w:tc>
         <w:tc>
           <w:tcPr>
+            <w:tcW w:type="pct" w:w="12%"/>
+            <w:tcBorders>
+              <w:top w:val="single" w:color="999999" w:sz="4"/>
+              <w:left w:val="single" w:color="999999" w:sz="4"/>
+              <w:bottom w:val="single" w:color="999999" w:sz="4"/>
+              <w:right w:val="single" w:color="999999" w:sz="4"/>
+            </w:tcBorders>
+          </w:tcPr>
+          <w:p>
+            <w:r>
+              <w:t>CORE*</w:t>
+            </w:r>
+          </w:p>
+        </w:tc>
+        <w:tc>
+          <w:tcPr>
             <w:tcW w:type="pct" w:w="32%"/>
             <w:tcBorders>
               <w:top w:val="single" w:color="999999" w:sz="4"/>
@@ -2706,6 +2743,22 @@
         </w:tc>
         <w:tc>
           <w:tcPr>
+            <w:tcW w:type="pct" w:w="12%"/>
+            <w:tcBorders>
+              <w:top w:val="single" w:color="999999" w:sz="4"/>
+              <w:left w:val="single" w:color="999999" w:sz="4"/>
+              <w:bottom w:val="single" w:color="999999" w:sz="4"/>
+              <w:right w:val="single" w:color="999999" w:sz="4"/>
+            </w:tcBorders>
+          </w:tcPr>
+          <w:p>
+            <w:r>
+              <w:t>Excellence</w:t>
+            </w:r>
+          </w:p>
+        </w:tc>
+        <w:tc>
+          <w:tcPr>
             <w:tcW w:type="pct" w:w="32%"/>
             <w:tcBorders>
               <w:top w:val="single" w:color="999999" w:sz="4"/>
@@ -2796,6 +2849,22 @@
         </w:tc>
         <w:tc>
           <w:tcPr>
+            <w:tcW w:type="pct" w:w="12%"/>
+            <w:tcBorders>
+              <w:top w:val="single" w:color="999999" w:sz="4"/>
+              <w:left w:val="single" w:color="999999" w:sz="4"/>
+              <w:bottom w:val="single" w:color="999999" w:sz="4"/>
+              <w:right w:val="single" w:color="999999" w:sz="4"/>
+            </w:tcBorders>
+          </w:tcPr>
+          <w:p>
+            <w:r>
+              <w:t>Commitment*</w:t>
+            </w:r>
+          </w:p>
+        </w:tc>
+        <w:tc>
+          <w:tcPr>
             <w:tcW w:type="pct" w:w="32%"/>
             <w:tcBorders>
               <w:top w:val="single" w:color="999999" w:sz="4"/>
@@ -2886,6 +2955,22 @@
         </w:tc>
         <w:tc>
           <w:tcPr>
+            <w:tcW w:type="pct" w:w="12%"/>
+            <w:tcBorders>
+              <w:top w:val="single" w:color="999999" w:sz="4"/>
+              <w:left w:val="single" w:color="999999" w:sz="4"/>
+              <w:bottom w:val="single" w:color="999999" w:sz="4"/>
+              <w:right w:val="single" w:color="999999" w:sz="4"/>
+            </w:tcBorders>
+          </w:tcPr>
+          <w:p>
+            <w:r>
+              <w:t>CORE</w:t>
+            </w:r>
+          </w:p>
+        </w:tc>
+        <w:tc>
+          <w:tcPr>
             <w:tcW w:type="pct" w:w="32%"/>
             <w:tcBorders>
               <w:top w:val="single" w:color="999999" w:sz="4"/>
@@ -2976,6 +3061,22 @@
         </w:tc>
         <w:tc>
           <w:tcPr>
+            <w:tcW w:type="pct" w:w="12%"/>
+            <w:tcBorders>
+              <w:top w:val="single" w:color="999999" w:sz="4"/>
+              <w:left w:val="single" w:color="999999" w:sz="4"/>
+              <w:bottom w:val="single" w:color="999999" w:sz="4"/>
+              <w:right w:val="single" w:color="999999" w:sz="4"/>
+            </w:tcBorders>
+          </w:tcPr>
+          <w:p>
+            <w:r>
+              <w:t>Achievement</w:t>
+            </w:r>
+          </w:p>
+        </w:tc>
+        <w:tc>
+          <w:tcPr>
             <w:tcW w:type="pct" w:w="32%"/>
             <w:tcBorders>
               <w:top w:val="single" w:color="999999" w:sz="4"/>
@@ -3108,25 +3209,401 @@
         <w:t>10. Abbreviations</w:t>
       </w:r>
     </w:p>
-    <w:p>
-      <w:pPr>
-        <w:spacing w:after="140"/>
-      </w:pPr>
-      <w:r>
-        <w:rPr>
-          <w:sz w:val="22"/>
-          <w:szCs w:val="22"/>
-        </w:rPr>
-        <w:t xml:space="preserve">CAPA — corrective and preventive action
-FMS — Facility Management and Safety (NABH SHCO chapter 6)
-HIC — Hospital Infection Control (NABH SHCO chapter 5)
-NABH — National Accreditation Board for Hospitals and Healthcare Providers
-OE — objective element
-PSQ — Patient Safety and Quality Improvement (NABH SHCO chapter 9)
-ROM — Responsibilities of Management (NABH SHCO chapter 7)
-SHCO — Standards for Small Healthcare Organisations</w:t>
-      </w:r>
-    </w:p>
+    <w:tbl>
+      <w:tblPr>
+        <w:tblW w:type="pct" w:w="100%"/>
+        <w:tblBorders>
+          <w:top w:val="single" w:color="auto" w:sz="4"/>
+          <w:left w:val="single" w:color="auto" w:sz="4"/>
+          <w:bottom w:val="single" w:color="auto" w:sz="4"/>
+          <w:right w:val="single" w:color="auto" w:sz="4"/>
+          <w:insideH w:val="single" w:color="auto" w:sz="4"/>
+          <w:insideV w:val="single" w:color="auto" w:sz="4"/>
+        </w:tblBorders>
+      </w:tblPr>
+      <w:tblGrid>
+        <w:gridCol w:w="100"/>
+        <w:gridCol w:w="100"/>
+      </w:tblGrid>
+      <w:tr>
+        <w:tc>
+          <w:tcPr>
+            <w:tcW w:type="pct" w:w="22%"/>
+            <w:tcBorders>
+              <w:top w:val="single" w:color="999999" w:sz="4"/>
+              <w:left w:val="single" w:color="999999" w:sz="4"/>
+              <w:bottom w:val="single" w:color="999999" w:sz="4"/>
+              <w:right w:val="single" w:color="999999" w:sz="4"/>
+            </w:tcBorders>
+            <w:shd w:fill="E8E8E8" w:val="clear"/>
+          </w:tcPr>
+          <w:p>
+            <w:r>
+              <w:rPr>
+                <w:b/>
+              </w:rPr>
+              <w:t>Abbreviation</w:t>
+            </w:r>
+          </w:p>
+        </w:tc>
+        <w:tc>
+          <w:tcPr>
+            <w:tcW w:type="pct" w:w="22%"/>
+            <w:tcBorders>
+              <w:top w:val="single" w:color="999999" w:sz="4"/>
+              <w:left w:val="single" w:color="999999" w:sz="4"/>
+              <w:bottom w:val="single" w:color="999999" w:sz="4"/>
+              <w:right w:val="single" w:color="999999" w:sz="4"/>
+            </w:tcBorders>
+            <w:shd w:fill="E8E8E8" w:val="clear"/>
+          </w:tcPr>
+          <w:p>
+            <w:r>
+              <w:rPr>
+                <w:b/>
+              </w:rPr>
+              <w:t>Meaning</w:t>
+            </w:r>
+          </w:p>
+        </w:tc>
+      </w:tr>
+      <w:tr>
+        <w:tc>
+          <w:tcPr>
+            <w:tcW w:type="pct" w:w="22%"/>
+            <w:tcBorders>
+              <w:top w:val="single" w:color="999999" w:sz="4"/>
+              <w:left w:val="single" w:color="999999" w:sz="4"/>
+              <w:bottom w:val="single" w:color="999999" w:sz="4"/>
+              <w:right w:val="single" w:color="999999" w:sz="4"/>
+            </w:tcBorders>
+            <w:shd w:fill="E8E8E8" w:val="clear"/>
+          </w:tcPr>
+          <w:p>
+            <w:r>
+              <w:rPr>
+                <w:b w:val="0"/>
+              </w:rPr>
+              <w:t>CAPA</w:t>
+            </w:r>
+          </w:p>
+        </w:tc>
+        <w:tc>
+          <w:tcPr>
+            <w:tcW w:type="pct" w:w="22%"/>
+            <w:tcBorders>
+              <w:top w:val="single" w:color="999999" w:sz="4"/>
+              <w:left w:val="single" w:color="999999" w:sz="4"/>
+              <w:bottom w:val="single" w:color="999999" w:sz="4"/>
+              <w:right w:val="single" w:color="999999" w:sz="4"/>
+            </w:tcBorders>
+            <w:shd w:fill="E8E8E8" w:val="clear"/>
+          </w:tcPr>
+          <w:p>
+            <w:r>
+              <w:rPr>
+                <w:b w:val="0"/>
+              </w:rPr>
+              <w:t>corrective and preventive action</w:t>
+            </w:r>
+          </w:p>
+        </w:tc>
+      </w:tr>
+      <w:tr>
+        <w:tc>
+          <w:tcPr>
+            <w:tcW w:type="pct" w:w="22%"/>
+            <w:tcBorders>
+              <w:top w:val="single" w:color="999999" w:sz="4"/>
+              <w:left w:val="single" w:color="999999" w:sz="4"/>
+              <w:bottom w:val="single" w:color="999999" w:sz="4"/>
+              <w:right w:val="single" w:color="999999" w:sz="4"/>
+            </w:tcBorders>
+            <w:shd w:fill="E8E8E8" w:val="clear"/>
+          </w:tcPr>
+          <w:p>
+            <w:r>
+              <w:rPr>
+                <w:b w:val="0"/>
+              </w:rPr>
+              <w:t>FMS</w:t>
+            </w:r>
+          </w:p>
+        </w:tc>
+        <w:tc>
+          <w:tcPr>
+            <w:tcW w:type="pct" w:w="22%"/>
+            <w:tcBorders>
+              <w:top w:val="single" w:color="999999" w:sz="4"/>
+              <w:left w:val="single" w:color="999999" w:sz="4"/>
+              <w:bottom w:val="single" w:color="999999" w:sz="4"/>
+              <w:right w:val="single" w:color="999999" w:sz="4"/>
+            </w:tcBorders>
+            <w:shd w:fill="E8E8E8" w:val="clear"/>
+          </w:tcPr>
+          <w:p>
+            <w:r>
+              <w:rPr>
+                <w:b w:val="0"/>
+              </w:rPr>
+              <w:t>Facility Management and Safety (NABH SHCO chapter 6)</w:t>
+            </w:r>
+          </w:p>
+        </w:tc>
+      </w:tr>
+      <w:tr>
+        <w:tc>
+          <w:tcPr>
+            <w:tcW w:type="pct" w:w="22%"/>
+            <w:tcBorders>
+              <w:top w:val="single" w:color="999999" w:sz="4"/>
+              <w:left w:val="single" w:color="999999" w:sz="4"/>
+              <w:bottom w:val="single" w:color="999999" w:sz="4"/>
+              <w:right w:val="single" w:color="999999" w:sz="4"/>
+            </w:tcBorders>
+            <w:shd w:fill="E8E8E8" w:val="clear"/>
+          </w:tcPr>
+          <w:p>
+            <w:r>
+              <w:rPr>
+                <w:b w:val="0"/>
+              </w:rPr>
+              <w:t>HIC</w:t>
+            </w:r>
+          </w:p>
+        </w:tc>
+        <w:tc>
+          <w:tcPr>
+            <w:tcW w:type="pct" w:w="22%"/>
+            <w:tcBorders>
+              <w:top w:val="single" w:color="999999" w:sz="4"/>
+              <w:left w:val="single" w:color="999999" w:sz="4"/>
+              <w:bottom w:val="single" w:color="999999" w:sz="4"/>
+              <w:right w:val="single" w:color="999999" w:sz="4"/>
+            </w:tcBorders>
+            <w:shd w:fill="E8E8E8" w:val="clear"/>
+          </w:tcPr>
+          <w:p>
+            <w:r>
+              <w:rPr>
+                <w:b w:val="0"/>
+              </w:rPr>
+              <w:t>Hospital Infection Control (NABH SHCO chapter 5)</w:t>
+            </w:r>
+          </w:p>
+        </w:tc>
+      </w:tr>
+      <w:tr>
+        <w:tc>
+          <w:tcPr>
+            <w:tcW w:type="pct" w:w="22%"/>
+            <w:tcBorders>
+              <w:top w:val="single" w:color="999999" w:sz="4"/>
+              <w:left w:val="single" w:color="999999" w:sz="4"/>
+              <w:bottom w:val="single" w:color="999999" w:sz="4"/>
+              <w:right w:val="single" w:color="999999" w:sz="4"/>
+            </w:tcBorders>
+            <w:shd w:fill="E8E8E8" w:val="clear"/>
+          </w:tcPr>
+          <w:p>
+            <w:r>
+              <w:rPr>
+                <w:b w:val="0"/>
+              </w:rPr>
+              <w:t>NABH</w:t>
+            </w:r>
+          </w:p>
+        </w:tc>
+        <w:tc>
+          <w:tcPr>
+            <w:tcW w:type="pct" w:w="22%"/>
+            <w:tcBorders>
+              <w:top w:val="single" w:color="999999" w:sz="4"/>
+              <w:left w:val="single" w:color="999999" w:sz="4"/>
+              <w:bottom w:val="single" w:color="999999" w:sz="4"/>
+              <w:right w:val="single" w:color="999999" w:sz="4"/>
+            </w:tcBorders>
+            <w:shd w:fill="E8E8E8" w:val="clear"/>
+          </w:tcPr>
+          <w:p>
+            <w:r>
+              <w:rPr>
+                <w:b w:val="0"/>
+              </w:rPr>
+              <w:t>National Accreditation Board for Hospitals and Healthcare Providers</w:t>
+            </w:r>
+          </w:p>
+        </w:tc>
+      </w:tr>
+      <w:tr>
+        <w:tc>
+          <w:tcPr>
+            <w:tcW w:type="pct" w:w="22%"/>
+            <w:tcBorders>
+              <w:top w:val="single" w:color="999999" w:sz="4"/>
+              <w:left w:val="single" w:color="999999" w:sz="4"/>
+              <w:bottom w:val="single" w:color="999999" w:sz="4"/>
+              <w:right w:val="single" w:color="999999" w:sz="4"/>
+            </w:tcBorders>
+            <w:shd w:fill="E8E8E8" w:val="clear"/>
+          </w:tcPr>
+          <w:p>
+            <w:r>
+              <w:rPr>
+                <w:b w:val="0"/>
+              </w:rPr>
+              <w:t>OE</w:t>
+            </w:r>
+          </w:p>
+        </w:tc>
+        <w:tc>
+          <w:tcPr>
+            <w:tcW w:type="pct" w:w="22%"/>
+            <w:tcBorders>
+              <w:top w:val="single" w:color="999999" w:sz="4"/>
+              <w:left w:val="single" w:color="999999" w:sz="4"/>
+              <w:bottom w:val="single" w:color="999999" w:sz="4"/>
+              <w:right w:val="single" w:color="999999" w:sz="4"/>
+            </w:tcBorders>
+            <w:shd w:fill="E8E8E8" w:val="clear"/>
+          </w:tcPr>
+          <w:p>
+            <w:r>
+              <w:rPr>
+                <w:b w:val="0"/>
+              </w:rPr>
+              <w:t>objective element</w:t>
+            </w:r>
+          </w:p>
+        </w:tc>
+      </w:tr>
+      <w:tr>
+        <w:tc>
+          <w:tcPr>
+            <w:tcW w:type="pct" w:w="22%"/>
+            <w:tcBorders>
+              <w:top w:val="single" w:color="999999" w:sz="4"/>
+              <w:left w:val="single" w:color="999999" w:sz="4"/>
+              <w:bottom w:val="single" w:color="999999" w:sz="4"/>
+              <w:right w:val="single" w:color="999999" w:sz="4"/>
+            </w:tcBorders>
+            <w:shd w:fill="E8E8E8" w:val="clear"/>
+          </w:tcPr>
+          <w:p>
+            <w:r>
+              <w:rPr>
+                <w:b w:val="0"/>
+              </w:rPr>
+              <w:t>PSQ</w:t>
+            </w:r>
+          </w:p>
+        </w:tc>
+        <w:tc>
+          <w:tcPr>
+            <w:tcW w:type="pct" w:w="22%"/>
+            <w:tcBorders>
+              <w:top w:val="single" w:color="999999" w:sz="4"/>
+              <w:left w:val="single" w:color="999999" w:sz="4"/>
+              <w:bottom w:val="single" w:color="999999" w:sz="4"/>
+              <w:right w:val="single" w:color="999999" w:sz="4"/>
+            </w:tcBorders>
+            <w:shd w:fill="E8E8E8" w:val="clear"/>
+          </w:tcPr>
+          <w:p>
+            <w:r>
+              <w:rPr>
+                <w:b w:val="0"/>
+              </w:rPr>
+              <w:t>Patient Safety and Quality Improvement (NABH SHCO chapter 9)</w:t>
+            </w:r>
+          </w:p>
+        </w:tc>
+      </w:tr>
+      <w:tr>
+        <w:tc>
+          <w:tcPr>
+            <w:tcW w:type="pct" w:w="22%"/>
+            <w:tcBorders>
+              <w:top w:val="single" w:color="999999" w:sz="4"/>
+              <w:left w:val="single" w:color="999999" w:sz="4"/>
+              <w:bottom w:val="single" w:color="999999" w:sz="4"/>
+              <w:right w:val="single" w:color="999999" w:sz="4"/>
+            </w:tcBorders>
+            <w:shd w:fill="E8E8E8" w:val="clear"/>
+          </w:tcPr>
+          <w:p>
+            <w:r>
+              <w:rPr>
+                <w:b w:val="0"/>
+              </w:rPr>
+              <w:t>ROM</w:t>
+            </w:r>
+          </w:p>
+        </w:tc>
+        <w:tc>
+          <w:tcPr>
+            <w:tcW w:type="pct" w:w="22%"/>
+            <w:tcBorders>
+              <w:top w:val="single" w:color="999999" w:sz="4"/>
+              <w:left w:val="single" w:color="999999" w:sz="4"/>
+              <w:bottom w:val="single" w:color="999999" w:sz="4"/>
+              <w:right w:val="single" w:color="999999" w:sz="4"/>
+            </w:tcBorders>
+            <w:shd w:fill="E8E8E8" w:val="clear"/>
+          </w:tcPr>
+          <w:p>
+            <w:r>
+              <w:rPr>
+                <w:b w:val="0"/>
+              </w:rPr>
+              <w:t>Responsibilities of Management (NABH SHCO chapter 7)</w:t>
+            </w:r>
+          </w:p>
+        </w:tc>
+      </w:tr>
+      <w:tr>
+        <w:tc>
+          <w:tcPr>
+            <w:tcW w:type="pct" w:w="22%"/>
+            <w:tcBorders>
+              <w:top w:val="single" w:color="999999" w:sz="4"/>
+              <w:left w:val="single" w:color="999999" w:sz="4"/>
+              <w:bottom w:val="single" w:color="999999" w:sz="4"/>
+              <w:right w:val="single" w:color="999999" w:sz="4"/>
+            </w:tcBorders>
+            <w:shd w:fill="E8E8E8" w:val="clear"/>
+          </w:tcPr>
+          <w:p>
+            <w:r>
+              <w:rPr>
+                <w:b w:val="0"/>
+              </w:rPr>
+              <w:t>SHCO</w:t>
+            </w:r>
+          </w:p>
+        </w:tc>
+        <w:tc>
+          <w:tcPr>
+            <w:tcW w:type="pct" w:w="22%"/>
+            <w:tcBorders>
+              <w:top w:val="single" w:color="999999" w:sz="4"/>
+              <w:left w:val="single" w:color="999999" w:sz="4"/>
+              <w:bottom w:val="single" w:color="999999" w:sz="4"/>
+              <w:right w:val="single" w:color="999999" w:sz="4"/>
+            </w:tcBorders>
+            <w:shd w:fill="E8E8E8" w:val="clear"/>
+          </w:tcPr>
+          <w:p>
+            <w:r>
+              <w:rPr>
+                <w:b w:val="0"/>
+              </w:rPr>
+              <w:t>Standards for Small Healthcare Organisations</w:t>
+            </w:r>
+          </w:p>
+        </w:tc>
+      </w:tr>
+    </w:tbl>
     <w:p>
       <w:pPr>
         <w:pStyle w:val="Heading1"/>

--- a/policies/build/masters/ROM.4_v2_master.docx
+++ b/policies/build/masters/ROM.4_v2_master.docx
@@ -689,31 +689,7 @@
           <w:sz w:val="22"/>
           <w:szCs w:val="22"/>
         </w:rPr>
-        <w:t xml:space="preserve">The chapter intent is that leaders ensure that patient-safety and risk-management issues are an integral part of patient care and hospital management.</w:t>
-      </w:r>
-    </w:p>
-    <w:p>
-      <w:pPr>
-        <w:spacing w:after="140"/>
-      </w:pPr>
-      <w:r>
-        <w:rPr>
-          <w:sz w:val="22"/>
-          <w:szCs w:val="22"/>
-        </w:rPr>
         <w:t xml:space="preserve">This policy is written as governance and leadership ownership of risk management and outsourced services. Ward-level patient-safety mechanics remain with PSQ. Infection-control mechanics remain with HIC. Facilities safety mechanics remain with FMS.</w:t>
-      </w:r>
-    </w:p>
-    <w:p>
-      <w:pPr>
-        <w:spacing w:after="140"/>
-      </w:pPr>
-      <w:r>
-        <w:rPr>
-          <w:sz w:val="22"/>
-          <w:szCs w:val="22"/>
-        </w:rPr>
-        <w:t xml:space="preserve">Words marked «like this» are defaults a small hospital can keep. A blank marked «________» has no sensible default. Fill it in before this document is signed.</w:t>
       </w:r>
     </w:p>
     <w:p>
@@ -747,103 +723,6 @@
           <w:szCs w:val="22"/>
         </w:rPr>
         <w:t xml:space="preserve">It covers the five elements ROM.4.a–e name. It does not cover governance roles and mission (ROM.1), leader qualifications and performance (ROM.2), or strategic plans and service standards (ROM.3, though ROM.4.b integrates with ROM.3's strategic planning).</w:t>
-      </w:r>
-    </w:p>
-    <w:p>
-      <w:pPr>
-        <w:spacing w:after="140"/>
-      </w:pPr>
-      <w:r>
-        <w:rPr>
-          <w:sz w:val="22"/>
-          <w:szCs w:val="22"/>
-        </w:rPr>
-        <w:t xml:space="preserve">Boundaries with other policies of «Hospital Name»:</w:t>
-      </w:r>
-    </w:p>
-    <w:p>
-      <w:pPr>
-        <w:pStyle w:val="ListParagraph"/>
-        <w:numPr>
-          <w:ilvl w:val="0"/>
-          <w:numId w:val="1"/>
-        </w:numPr>
-        <w:spacing w:after="60"/>
-      </w:pPr>
-      <w:r>
-        <w:rPr>
-          <w:sz w:val="22"/>
-          <w:szCs w:val="22"/>
-        </w:rPr>
-        <w:t xml:space="preserve">PSQ owns the quality-improvement programme, patient-safety goals, incident analysis and clinical indicators. This policy owns management's duty to ensure proactive risk management and to integrate quality improvement with strategic planning.</w:t>
-      </w:r>
-    </w:p>
-    <w:p>
-      <w:pPr>
-        <w:pStyle w:val="ListParagraph"/>
-        <w:numPr>
-          <w:ilvl w:val="0"/>
-          <w:numId w:val="1"/>
-        </w:numPr>
-        <w:spacing w:after="60"/>
-      </w:pPr>
-      <w:r>
-        <w:rPr>
-          <w:sz w:val="22"/>
-          <w:szCs w:val="22"/>
-        </w:rPr>
-        <w:t xml:space="preserve">HIC owns infection-prevention and -control mechanics. This policy owns management's risk-management oversight that includes infection risk.</w:t>
-      </w:r>
-    </w:p>
-    <w:p>
-      <w:pPr>
-        <w:pStyle w:val="ListParagraph"/>
-        <w:numPr>
-          <w:ilvl w:val="0"/>
-          <w:numId w:val="1"/>
-        </w:numPr>
-        <w:spacing w:after="60"/>
-      </w:pPr>
-      <w:r>
-        <w:rPr>
-          <w:sz w:val="22"/>
-          <w:szCs w:val="22"/>
-        </w:rPr>
-        <w:t xml:space="preserve">FMS owns facilities safety, fire safety and hazardous-materials management. This policy owns management's risk-management oversight that includes facilities risk.</w:t>
-      </w:r>
-    </w:p>
-    <w:p>
-      <w:pPr>
-        <w:pStyle w:val="ListParagraph"/>
-        <w:numPr>
-          <w:ilvl w:val="0"/>
-          <w:numId w:val="1"/>
-        </w:numPr>
-        <w:spacing w:after="60"/>
-      </w:pPr>
-      <w:r>
-        <w:rPr>
-          <w:sz w:val="22"/>
-          <w:szCs w:val="22"/>
-        </w:rPr>
-        <w:t xml:space="preserve">ROM.3 owns strategic and operational plans. This policy owns the integration of risk management into those plans (ROM.4.b).</w:t>
-      </w:r>
-    </w:p>
-    <w:p>
-      <w:pPr>
-        <w:pStyle w:val="ListParagraph"/>
-        <w:numPr>
-          <w:ilvl w:val="0"/>
-          <w:numId w:val="1"/>
-        </w:numPr>
-        <w:spacing w:after="60"/>
-      </w:pPr>
-      <w:r>
-        <w:rPr>
-          <w:sz w:val="22"/>
-          <w:szCs w:val="22"/>
-        </w:rPr>
-        <w:t xml:space="preserve">Outsourced-service operational supervision is the responsibility of the department that uses the service. This policy owns the documented agreement and quality monitoring at the management level.</w:t>
       </w:r>
     </w:p>
     <w:p>

--- a/policies/build/masters/ROM.4_v2_master.docx
+++ b/policies/build/masters/ROM.4_v2_master.docx
@@ -2358,6 +2358,490 @@
         <w:t xml:space="preserve">The Nursing Superintendent holds signed acknowledgements with the induction record.</w:t>
       </w:r>
     </w:p>
+    <w:p>
+      <w:pPr>
+        <w:pStyle w:val="Heading1"/>
+        <w:spacing w:after="120" w:before="280"/>
+      </w:pPr>
+      <w:r>
+        <w:t>9. Distribution</w:t>
+      </w:r>
+    </w:p>
+    <w:p>
+      <w:pPr>
+        <w:spacing w:after="140"/>
+      </w:pPr>
+      <w:r>
+        <w:rPr>
+          <w:sz w:val="22"/>
+          <w:szCs w:val="22"/>
+        </w:rPr>
+        <w:t xml:space="preserve">Official master copy: office of the Medical Superintendent, «Hospital Name», with the Quality Coordinator.</w:t>
+      </w:r>
+    </w:p>
+    <w:p>
+      <w:pPr>
+        <w:spacing w:after="140"/>
+      </w:pPr>
+      <w:r>
+        <w:rPr>
+          <w:sz w:val="22"/>
+          <w:szCs w:val="22"/>
+        </w:rPr>
+        <w:t xml:space="preserve">Copies issued to: governing body members; department and service heads; nursing administration; quality office; staff responsible for outsourced-service contracts.</w:t>
+      </w:r>
+    </w:p>
+    <w:p>
+      <w:pPr>
+        <w:spacing w:after="140"/>
+      </w:pPr>
+      <w:r>
+        <w:rPr>
+          <w:sz w:val="22"/>
+          <w:szCs w:val="22"/>
+        </w:rPr>
+        <w:t xml:space="preserve">The current version is available to all staff at the «front-office policy file» and, if the hospital keeps an intranet, at «staff intranet / policies».</w:t>
+      </w:r>
+    </w:p>
+    <w:p>
+      <w:pPr>
+        <w:spacing w:after="140"/>
+      </w:pPr>
+      <w:r>
+        <w:rPr>
+          <w:sz w:val="22"/>
+          <w:szCs w:val="22"/>
+        </w:rPr>
+        <w:t xml:space="preserve">When a new version is issued, take old copies out of use.</w:t>
+      </w:r>
+    </w:p>
+    <w:p>
+      <w:pPr>
+        <w:pStyle w:val="Heading1"/>
+        <w:spacing w:after="120" w:before="280"/>
+      </w:pPr>
+      <w:r>
+        <w:t>10. Abbreviations</w:t>
+      </w:r>
+    </w:p>
+    <w:tbl>
+      <w:tblPr>
+        <w:tblW w:type="pct" w:w="100%"/>
+        <w:tblBorders>
+          <w:top w:val="single" w:color="auto" w:sz="4"/>
+          <w:left w:val="single" w:color="auto" w:sz="4"/>
+          <w:bottom w:val="single" w:color="auto" w:sz="4"/>
+          <w:right w:val="single" w:color="auto" w:sz="4"/>
+          <w:insideH w:val="single" w:color="auto" w:sz="4"/>
+          <w:insideV w:val="single" w:color="auto" w:sz="4"/>
+        </w:tblBorders>
+      </w:tblPr>
+      <w:tblGrid>
+        <w:gridCol w:w="100"/>
+        <w:gridCol w:w="100"/>
+      </w:tblGrid>
+      <w:tr>
+        <w:tc>
+          <w:tcPr>
+            <w:tcW w:type="pct" w:w="22%"/>
+            <w:tcBorders>
+              <w:top w:val="single" w:color="999999" w:sz="4"/>
+              <w:left w:val="single" w:color="999999" w:sz="4"/>
+              <w:bottom w:val="single" w:color="999999" w:sz="4"/>
+              <w:right w:val="single" w:color="999999" w:sz="4"/>
+            </w:tcBorders>
+            <w:shd w:fill="E8E8E8" w:val="clear"/>
+          </w:tcPr>
+          <w:p>
+            <w:r>
+              <w:rPr>
+                <w:b/>
+              </w:rPr>
+              <w:t>Abbreviation</w:t>
+            </w:r>
+          </w:p>
+        </w:tc>
+        <w:tc>
+          <w:tcPr>
+            <w:tcW w:type="pct" w:w="22%"/>
+            <w:tcBorders>
+              <w:top w:val="single" w:color="999999" w:sz="4"/>
+              <w:left w:val="single" w:color="999999" w:sz="4"/>
+              <w:bottom w:val="single" w:color="999999" w:sz="4"/>
+              <w:right w:val="single" w:color="999999" w:sz="4"/>
+            </w:tcBorders>
+            <w:shd w:fill="E8E8E8" w:val="clear"/>
+          </w:tcPr>
+          <w:p>
+            <w:r>
+              <w:rPr>
+                <w:b/>
+              </w:rPr>
+              <w:t>Meaning</w:t>
+            </w:r>
+          </w:p>
+        </w:tc>
+      </w:tr>
+      <w:tr>
+        <w:tc>
+          <w:tcPr>
+            <w:tcW w:type="pct" w:w="22%"/>
+            <w:tcBorders>
+              <w:top w:val="single" w:color="999999" w:sz="4"/>
+              <w:left w:val="single" w:color="999999" w:sz="4"/>
+              <w:bottom w:val="single" w:color="999999" w:sz="4"/>
+              <w:right w:val="single" w:color="999999" w:sz="4"/>
+            </w:tcBorders>
+            <w:shd w:fill="E8E8E8" w:val="clear"/>
+          </w:tcPr>
+          <w:p>
+            <w:r>
+              <w:rPr>
+                <w:b w:val="0"/>
+              </w:rPr>
+              <w:t>CAPA</w:t>
+            </w:r>
+          </w:p>
+        </w:tc>
+        <w:tc>
+          <w:tcPr>
+            <w:tcW w:type="pct" w:w="22%"/>
+            <w:tcBorders>
+              <w:top w:val="single" w:color="999999" w:sz="4"/>
+              <w:left w:val="single" w:color="999999" w:sz="4"/>
+              <w:bottom w:val="single" w:color="999999" w:sz="4"/>
+              <w:right w:val="single" w:color="999999" w:sz="4"/>
+            </w:tcBorders>
+            <w:shd w:fill="E8E8E8" w:val="clear"/>
+          </w:tcPr>
+          <w:p>
+            <w:r>
+              <w:rPr>
+                <w:b w:val="0"/>
+              </w:rPr>
+              <w:t>corrective and preventive action</w:t>
+            </w:r>
+          </w:p>
+        </w:tc>
+      </w:tr>
+      <w:tr>
+        <w:tc>
+          <w:tcPr>
+            <w:tcW w:type="pct" w:w="22%"/>
+            <w:tcBorders>
+              <w:top w:val="single" w:color="999999" w:sz="4"/>
+              <w:left w:val="single" w:color="999999" w:sz="4"/>
+              <w:bottom w:val="single" w:color="999999" w:sz="4"/>
+              <w:right w:val="single" w:color="999999" w:sz="4"/>
+            </w:tcBorders>
+            <w:shd w:fill="E8E8E8" w:val="clear"/>
+          </w:tcPr>
+          <w:p>
+            <w:r>
+              <w:rPr>
+                <w:b w:val="0"/>
+              </w:rPr>
+              <w:t>FMS</w:t>
+            </w:r>
+          </w:p>
+        </w:tc>
+        <w:tc>
+          <w:tcPr>
+            <w:tcW w:type="pct" w:w="22%"/>
+            <w:tcBorders>
+              <w:top w:val="single" w:color="999999" w:sz="4"/>
+              <w:left w:val="single" w:color="999999" w:sz="4"/>
+              <w:bottom w:val="single" w:color="999999" w:sz="4"/>
+              <w:right w:val="single" w:color="999999" w:sz="4"/>
+            </w:tcBorders>
+            <w:shd w:fill="E8E8E8" w:val="clear"/>
+          </w:tcPr>
+          <w:p>
+            <w:r>
+              <w:rPr>
+                <w:b w:val="0"/>
+              </w:rPr>
+              <w:t>Facility Management and Safety (NABH SHCO chapter 6)</w:t>
+            </w:r>
+          </w:p>
+        </w:tc>
+      </w:tr>
+      <w:tr>
+        <w:tc>
+          <w:tcPr>
+            <w:tcW w:type="pct" w:w="22%"/>
+            <w:tcBorders>
+              <w:top w:val="single" w:color="999999" w:sz="4"/>
+              <w:left w:val="single" w:color="999999" w:sz="4"/>
+              <w:bottom w:val="single" w:color="999999" w:sz="4"/>
+              <w:right w:val="single" w:color="999999" w:sz="4"/>
+            </w:tcBorders>
+            <w:shd w:fill="E8E8E8" w:val="clear"/>
+          </w:tcPr>
+          <w:p>
+            <w:r>
+              <w:rPr>
+                <w:b w:val="0"/>
+              </w:rPr>
+              <w:t>HIC</w:t>
+            </w:r>
+          </w:p>
+        </w:tc>
+        <w:tc>
+          <w:tcPr>
+            <w:tcW w:type="pct" w:w="22%"/>
+            <w:tcBorders>
+              <w:top w:val="single" w:color="999999" w:sz="4"/>
+              <w:left w:val="single" w:color="999999" w:sz="4"/>
+              <w:bottom w:val="single" w:color="999999" w:sz="4"/>
+              <w:right w:val="single" w:color="999999" w:sz="4"/>
+            </w:tcBorders>
+            <w:shd w:fill="E8E8E8" w:val="clear"/>
+          </w:tcPr>
+          <w:p>
+            <w:r>
+              <w:rPr>
+                <w:b w:val="0"/>
+              </w:rPr>
+              <w:t>Hospital Infection Control (NABH SHCO chapter 5)</w:t>
+            </w:r>
+          </w:p>
+        </w:tc>
+      </w:tr>
+      <w:tr>
+        <w:tc>
+          <w:tcPr>
+            <w:tcW w:type="pct" w:w="22%"/>
+            <w:tcBorders>
+              <w:top w:val="single" w:color="999999" w:sz="4"/>
+              <w:left w:val="single" w:color="999999" w:sz="4"/>
+              <w:bottom w:val="single" w:color="999999" w:sz="4"/>
+              <w:right w:val="single" w:color="999999" w:sz="4"/>
+            </w:tcBorders>
+            <w:shd w:fill="E8E8E8" w:val="clear"/>
+          </w:tcPr>
+          <w:p>
+            <w:r>
+              <w:rPr>
+                <w:b w:val="0"/>
+              </w:rPr>
+              <w:t>NABH</w:t>
+            </w:r>
+          </w:p>
+        </w:tc>
+        <w:tc>
+          <w:tcPr>
+            <w:tcW w:type="pct" w:w="22%"/>
+            <w:tcBorders>
+              <w:top w:val="single" w:color="999999" w:sz="4"/>
+              <w:left w:val="single" w:color="999999" w:sz="4"/>
+              <w:bottom w:val="single" w:color="999999" w:sz="4"/>
+              <w:right w:val="single" w:color="999999" w:sz="4"/>
+            </w:tcBorders>
+            <w:shd w:fill="E8E8E8" w:val="clear"/>
+          </w:tcPr>
+          <w:p>
+            <w:r>
+              <w:rPr>
+                <w:b w:val="0"/>
+              </w:rPr>
+              <w:t>National Accreditation Board for Hospitals and Healthcare Providers</w:t>
+            </w:r>
+          </w:p>
+        </w:tc>
+      </w:tr>
+      <w:tr>
+        <w:tc>
+          <w:tcPr>
+            <w:tcW w:type="pct" w:w="22%"/>
+            <w:tcBorders>
+              <w:top w:val="single" w:color="999999" w:sz="4"/>
+              <w:left w:val="single" w:color="999999" w:sz="4"/>
+              <w:bottom w:val="single" w:color="999999" w:sz="4"/>
+              <w:right w:val="single" w:color="999999" w:sz="4"/>
+            </w:tcBorders>
+            <w:shd w:fill="E8E8E8" w:val="clear"/>
+          </w:tcPr>
+          <w:p>
+            <w:r>
+              <w:rPr>
+                <w:b w:val="0"/>
+              </w:rPr>
+              <w:t>OE</w:t>
+            </w:r>
+          </w:p>
+        </w:tc>
+        <w:tc>
+          <w:tcPr>
+            <w:tcW w:type="pct" w:w="22%"/>
+            <w:tcBorders>
+              <w:top w:val="single" w:color="999999" w:sz="4"/>
+              <w:left w:val="single" w:color="999999" w:sz="4"/>
+              <w:bottom w:val="single" w:color="999999" w:sz="4"/>
+              <w:right w:val="single" w:color="999999" w:sz="4"/>
+            </w:tcBorders>
+            <w:shd w:fill="E8E8E8" w:val="clear"/>
+          </w:tcPr>
+          <w:p>
+            <w:r>
+              <w:rPr>
+                <w:b w:val="0"/>
+              </w:rPr>
+              <w:t>objective element</w:t>
+            </w:r>
+          </w:p>
+        </w:tc>
+      </w:tr>
+      <w:tr>
+        <w:tc>
+          <w:tcPr>
+            <w:tcW w:type="pct" w:w="22%"/>
+            <w:tcBorders>
+              <w:top w:val="single" w:color="999999" w:sz="4"/>
+              <w:left w:val="single" w:color="999999" w:sz="4"/>
+              <w:bottom w:val="single" w:color="999999" w:sz="4"/>
+              <w:right w:val="single" w:color="999999" w:sz="4"/>
+            </w:tcBorders>
+            <w:shd w:fill="E8E8E8" w:val="clear"/>
+          </w:tcPr>
+          <w:p>
+            <w:r>
+              <w:rPr>
+                <w:b w:val="0"/>
+              </w:rPr>
+              <w:t>PSQ</w:t>
+            </w:r>
+          </w:p>
+        </w:tc>
+        <w:tc>
+          <w:tcPr>
+            <w:tcW w:type="pct" w:w="22%"/>
+            <w:tcBorders>
+              <w:top w:val="single" w:color="999999" w:sz="4"/>
+              <w:left w:val="single" w:color="999999" w:sz="4"/>
+              <w:bottom w:val="single" w:color="999999" w:sz="4"/>
+              <w:right w:val="single" w:color="999999" w:sz="4"/>
+            </w:tcBorders>
+            <w:shd w:fill="E8E8E8" w:val="clear"/>
+          </w:tcPr>
+          <w:p>
+            <w:r>
+              <w:rPr>
+                <w:b w:val="0"/>
+              </w:rPr>
+              <w:t>Patient Safety and Quality Improvement (NABH SHCO chapter 9)</w:t>
+            </w:r>
+          </w:p>
+        </w:tc>
+      </w:tr>
+      <w:tr>
+        <w:tc>
+          <w:tcPr>
+            <w:tcW w:type="pct" w:w="22%"/>
+            <w:tcBorders>
+              <w:top w:val="single" w:color="999999" w:sz="4"/>
+              <w:left w:val="single" w:color="999999" w:sz="4"/>
+              <w:bottom w:val="single" w:color="999999" w:sz="4"/>
+              <w:right w:val="single" w:color="999999" w:sz="4"/>
+            </w:tcBorders>
+            <w:shd w:fill="E8E8E8" w:val="clear"/>
+          </w:tcPr>
+          <w:p>
+            <w:r>
+              <w:rPr>
+                <w:b w:val="0"/>
+              </w:rPr>
+              <w:t>ROM</w:t>
+            </w:r>
+          </w:p>
+        </w:tc>
+        <w:tc>
+          <w:tcPr>
+            <w:tcW w:type="pct" w:w="22%"/>
+            <w:tcBorders>
+              <w:top w:val="single" w:color="999999" w:sz="4"/>
+              <w:left w:val="single" w:color="999999" w:sz="4"/>
+              <w:bottom w:val="single" w:color="999999" w:sz="4"/>
+              <w:right w:val="single" w:color="999999" w:sz="4"/>
+            </w:tcBorders>
+            <w:shd w:fill="E8E8E8" w:val="clear"/>
+          </w:tcPr>
+          <w:p>
+            <w:r>
+              <w:rPr>
+                <w:b w:val="0"/>
+              </w:rPr>
+              <w:t>Responsibilities of Management (NABH SHCO chapter 7)</w:t>
+            </w:r>
+          </w:p>
+        </w:tc>
+      </w:tr>
+      <w:tr>
+        <w:tc>
+          <w:tcPr>
+            <w:tcW w:type="pct" w:w="22%"/>
+            <w:tcBorders>
+              <w:top w:val="single" w:color="999999" w:sz="4"/>
+              <w:left w:val="single" w:color="999999" w:sz="4"/>
+              <w:bottom w:val="single" w:color="999999" w:sz="4"/>
+              <w:right w:val="single" w:color="999999" w:sz="4"/>
+            </w:tcBorders>
+            <w:shd w:fill="E8E8E8" w:val="clear"/>
+          </w:tcPr>
+          <w:p>
+            <w:r>
+              <w:rPr>
+                <w:b w:val="0"/>
+              </w:rPr>
+              <w:t>SHCO</w:t>
+            </w:r>
+          </w:p>
+        </w:tc>
+        <w:tc>
+          <w:tcPr>
+            <w:tcW w:type="pct" w:w="22%"/>
+            <w:tcBorders>
+              <w:top w:val="single" w:color="999999" w:sz="4"/>
+              <w:left w:val="single" w:color="999999" w:sz="4"/>
+              <w:bottom w:val="single" w:color="999999" w:sz="4"/>
+              <w:right w:val="single" w:color="999999" w:sz="4"/>
+            </w:tcBorders>
+            <w:shd w:fill="E8E8E8" w:val="clear"/>
+          </w:tcPr>
+          <w:p>
+            <w:r>
+              <w:rPr>
+                <w:b w:val="0"/>
+              </w:rPr>
+              <w:t>Standards for Small Healthcare Organisations</w:t>
+            </w:r>
+          </w:p>
+        </w:tc>
+      </w:tr>
+    </w:tbl>
+    <w:p>
+      <w:pPr>
+        <w:pStyle w:val="Heading1"/>
+        <w:spacing w:after="120" w:before="280"/>
+      </w:pPr>
+      <w:r>
+        <w:t>11. Traceability to NABH SHCO 3rd Edition ROM.4</w:t>
+      </w:r>
+    </w:p>
+    <w:p>
+      <w:pPr>
+        <w:spacing w:after="120"/>
+      </w:pPr>
+      <w:r>
+        <w:rPr>
+          <w:i/>
+          <w:iCs/>
+          <w:sz w:val="20"/>
+          <w:szCs w:val="20"/>
+        </w:rPr>
+        <w:t xml:space="preserve">This table is an index. It is not how the policy is organised.</w:t>
+      </w:r>
+    </w:p>
     <w:tbl>
       <w:tblPr>
         <w:tblW w:type="pct" w:w="100%"/>
@@ -3022,490 +3506,6 @@
         </w:tc>
       </w:tr>
     </w:tbl>
-    <w:p>
-      <w:pPr>
-        <w:pStyle w:val="Heading1"/>
-        <w:spacing w:after="120" w:before="280"/>
-      </w:pPr>
-      <w:r>
-        <w:t>9. Distribution</w:t>
-      </w:r>
-    </w:p>
-    <w:p>
-      <w:pPr>
-        <w:spacing w:after="140"/>
-      </w:pPr>
-      <w:r>
-        <w:rPr>
-          <w:sz w:val="22"/>
-          <w:szCs w:val="22"/>
-        </w:rPr>
-        <w:t xml:space="preserve">Official master copy: office of the Medical Superintendent, «Hospital Name», with the Quality Coordinator.</w:t>
-      </w:r>
-    </w:p>
-    <w:p>
-      <w:pPr>
-        <w:spacing w:after="140"/>
-      </w:pPr>
-      <w:r>
-        <w:rPr>
-          <w:sz w:val="22"/>
-          <w:szCs w:val="22"/>
-        </w:rPr>
-        <w:t xml:space="preserve">Copies issued to: governing body members; department and service heads; nursing administration; quality office; staff responsible for outsourced-service contracts.</w:t>
-      </w:r>
-    </w:p>
-    <w:p>
-      <w:pPr>
-        <w:spacing w:after="140"/>
-      </w:pPr>
-      <w:r>
-        <w:rPr>
-          <w:sz w:val="22"/>
-          <w:szCs w:val="22"/>
-        </w:rPr>
-        <w:t xml:space="preserve">The current version is available to all staff at the «front-office policy file» and, if the hospital keeps an intranet, at «staff intranet / policies».</w:t>
-      </w:r>
-    </w:p>
-    <w:p>
-      <w:pPr>
-        <w:spacing w:after="140"/>
-      </w:pPr>
-      <w:r>
-        <w:rPr>
-          <w:sz w:val="22"/>
-          <w:szCs w:val="22"/>
-        </w:rPr>
-        <w:t xml:space="preserve">When a new version is issued, take old copies out of use.</w:t>
-      </w:r>
-    </w:p>
-    <w:p>
-      <w:pPr>
-        <w:pStyle w:val="Heading1"/>
-        <w:spacing w:after="120" w:before="280"/>
-      </w:pPr>
-      <w:r>
-        <w:t>10. Abbreviations</w:t>
-      </w:r>
-    </w:p>
-    <w:tbl>
-      <w:tblPr>
-        <w:tblW w:type="pct" w:w="100%"/>
-        <w:tblBorders>
-          <w:top w:val="single" w:color="auto" w:sz="4"/>
-          <w:left w:val="single" w:color="auto" w:sz="4"/>
-          <w:bottom w:val="single" w:color="auto" w:sz="4"/>
-          <w:right w:val="single" w:color="auto" w:sz="4"/>
-          <w:insideH w:val="single" w:color="auto" w:sz="4"/>
-          <w:insideV w:val="single" w:color="auto" w:sz="4"/>
-        </w:tblBorders>
-      </w:tblPr>
-      <w:tblGrid>
-        <w:gridCol w:w="100"/>
-        <w:gridCol w:w="100"/>
-      </w:tblGrid>
-      <w:tr>
-        <w:tc>
-          <w:tcPr>
-            <w:tcW w:type="pct" w:w="22%"/>
-            <w:tcBorders>
-              <w:top w:val="single" w:color="999999" w:sz="4"/>
-              <w:left w:val="single" w:color="999999" w:sz="4"/>
-              <w:bottom w:val="single" w:color="999999" w:sz="4"/>
-              <w:right w:val="single" w:color="999999" w:sz="4"/>
-            </w:tcBorders>
-            <w:shd w:fill="E8E8E8" w:val="clear"/>
-          </w:tcPr>
-          <w:p>
-            <w:r>
-              <w:rPr>
-                <w:b/>
-              </w:rPr>
-              <w:t>Abbreviation</w:t>
-            </w:r>
-          </w:p>
-        </w:tc>
-        <w:tc>
-          <w:tcPr>
-            <w:tcW w:type="pct" w:w="22%"/>
-            <w:tcBorders>
-              <w:top w:val="single" w:color="999999" w:sz="4"/>
-              <w:left w:val="single" w:color="999999" w:sz="4"/>
-              <w:bottom w:val="single" w:color="999999" w:sz="4"/>
-              <w:right w:val="single" w:color="999999" w:sz="4"/>
-            </w:tcBorders>
-            <w:shd w:fill="E8E8E8" w:val="clear"/>
-          </w:tcPr>
-          <w:p>
-            <w:r>
-              <w:rPr>
-                <w:b/>
-              </w:rPr>
-              <w:t>Meaning</w:t>
-            </w:r>
-          </w:p>
-        </w:tc>
-      </w:tr>
-      <w:tr>
-        <w:tc>
-          <w:tcPr>
-            <w:tcW w:type="pct" w:w="22%"/>
-            <w:tcBorders>
-              <w:top w:val="single" w:color="999999" w:sz="4"/>
-              <w:left w:val="single" w:color="999999" w:sz="4"/>
-              <w:bottom w:val="single" w:color="999999" w:sz="4"/>
-              <w:right w:val="single" w:color="999999" w:sz="4"/>
-            </w:tcBorders>
-            <w:shd w:fill="E8E8E8" w:val="clear"/>
-          </w:tcPr>
-          <w:p>
-            <w:r>
-              <w:rPr>
-                <w:b w:val="0"/>
-              </w:rPr>
-              <w:t>CAPA</w:t>
-            </w:r>
-          </w:p>
-        </w:tc>
-        <w:tc>
-          <w:tcPr>
-            <w:tcW w:type="pct" w:w="22%"/>
-            <w:tcBorders>
-              <w:top w:val="single" w:color="999999" w:sz="4"/>
-              <w:left w:val="single" w:color="999999" w:sz="4"/>
-              <w:bottom w:val="single" w:color="999999" w:sz="4"/>
-              <w:right w:val="single" w:color="999999" w:sz="4"/>
-            </w:tcBorders>
-            <w:shd w:fill="E8E8E8" w:val="clear"/>
-          </w:tcPr>
-          <w:p>
-            <w:r>
-              <w:rPr>
-                <w:b w:val="0"/>
-              </w:rPr>
-              <w:t>corrective and preventive action</w:t>
-            </w:r>
-          </w:p>
-        </w:tc>
-      </w:tr>
-      <w:tr>
-        <w:tc>
-          <w:tcPr>
-            <w:tcW w:type="pct" w:w="22%"/>
-            <w:tcBorders>
-              <w:top w:val="single" w:color="999999" w:sz="4"/>
-              <w:left w:val="single" w:color="999999" w:sz="4"/>
-              <w:bottom w:val="single" w:color="999999" w:sz="4"/>
-              <w:right w:val="single" w:color="999999" w:sz="4"/>
-            </w:tcBorders>
-            <w:shd w:fill="E8E8E8" w:val="clear"/>
-          </w:tcPr>
-          <w:p>
-            <w:r>
-              <w:rPr>
-                <w:b w:val="0"/>
-              </w:rPr>
-              <w:t>FMS</w:t>
-            </w:r>
-          </w:p>
-        </w:tc>
-        <w:tc>
-          <w:tcPr>
-            <w:tcW w:type="pct" w:w="22%"/>
-            <w:tcBorders>
-              <w:top w:val="single" w:color="999999" w:sz="4"/>
-              <w:left w:val="single" w:color="999999" w:sz="4"/>
-              <w:bottom w:val="single" w:color="999999" w:sz="4"/>
-              <w:right w:val="single" w:color="999999" w:sz="4"/>
-            </w:tcBorders>
-            <w:shd w:fill="E8E8E8" w:val="clear"/>
-          </w:tcPr>
-          <w:p>
-            <w:r>
-              <w:rPr>
-                <w:b w:val="0"/>
-              </w:rPr>
-              <w:t>Facility Management and Safety (NABH SHCO chapter 6)</w:t>
-            </w:r>
-          </w:p>
-        </w:tc>
-      </w:tr>
-      <w:tr>
-        <w:tc>
-          <w:tcPr>
-            <w:tcW w:type="pct" w:w="22%"/>
-            <w:tcBorders>
-              <w:top w:val="single" w:color="999999" w:sz="4"/>
-              <w:left w:val="single" w:color="999999" w:sz="4"/>
-              <w:bottom w:val="single" w:color="999999" w:sz="4"/>
-              <w:right w:val="single" w:color="999999" w:sz="4"/>
-            </w:tcBorders>
-            <w:shd w:fill="E8E8E8" w:val="clear"/>
-          </w:tcPr>
-          <w:p>
-            <w:r>
-              <w:rPr>
-                <w:b w:val="0"/>
-              </w:rPr>
-              <w:t>HIC</w:t>
-            </w:r>
-          </w:p>
-        </w:tc>
-        <w:tc>
-          <w:tcPr>
-            <w:tcW w:type="pct" w:w="22%"/>
-            <w:tcBorders>
-              <w:top w:val="single" w:color="999999" w:sz="4"/>
-              <w:left w:val="single" w:color="999999" w:sz="4"/>
-              <w:bottom w:val="single" w:color="999999" w:sz="4"/>
-              <w:right w:val="single" w:color="999999" w:sz="4"/>
-            </w:tcBorders>
-            <w:shd w:fill="E8E8E8" w:val="clear"/>
-          </w:tcPr>
-          <w:p>
-            <w:r>
-              <w:rPr>
-                <w:b w:val="0"/>
-              </w:rPr>
-              <w:t>Hospital Infection Control (NABH SHCO chapter 5)</w:t>
-            </w:r>
-          </w:p>
-        </w:tc>
-      </w:tr>
-      <w:tr>
-        <w:tc>
-          <w:tcPr>
-            <w:tcW w:type="pct" w:w="22%"/>
-            <w:tcBorders>
-              <w:top w:val="single" w:color="999999" w:sz="4"/>
-              <w:left w:val="single" w:color="999999" w:sz="4"/>
-              <w:bottom w:val="single" w:color="999999" w:sz="4"/>
-              <w:right w:val="single" w:color="999999" w:sz="4"/>
-            </w:tcBorders>
-            <w:shd w:fill="E8E8E8" w:val="clear"/>
-          </w:tcPr>
-          <w:p>
-            <w:r>
-              <w:rPr>
-                <w:b w:val="0"/>
-              </w:rPr>
-              <w:t>NABH</w:t>
-            </w:r>
-          </w:p>
-        </w:tc>
-        <w:tc>
-          <w:tcPr>
-            <w:tcW w:type="pct" w:w="22%"/>
-            <w:tcBorders>
-              <w:top w:val="single" w:color="999999" w:sz="4"/>
-              <w:left w:val="single" w:color="999999" w:sz="4"/>
-              <w:bottom w:val="single" w:color="999999" w:sz="4"/>
-              <w:right w:val="single" w:color="999999" w:sz="4"/>
-            </w:tcBorders>
-            <w:shd w:fill="E8E8E8" w:val="clear"/>
-          </w:tcPr>
-          <w:p>
-            <w:r>
-              <w:rPr>
-                <w:b w:val="0"/>
-              </w:rPr>
-              <w:t>National Accreditation Board for Hospitals and Healthcare Providers</w:t>
-            </w:r>
-          </w:p>
-        </w:tc>
-      </w:tr>
-      <w:tr>
-        <w:tc>
-          <w:tcPr>
-            <w:tcW w:type="pct" w:w="22%"/>
-            <w:tcBorders>
-              <w:top w:val="single" w:color="999999" w:sz="4"/>
-              <w:left w:val="single" w:color="999999" w:sz="4"/>
-              <w:bottom w:val="single" w:color="999999" w:sz="4"/>
-              <w:right w:val="single" w:color="999999" w:sz="4"/>
-            </w:tcBorders>
-            <w:shd w:fill="E8E8E8" w:val="clear"/>
-          </w:tcPr>
-          <w:p>
-            <w:r>
-              <w:rPr>
-                <w:b w:val="0"/>
-              </w:rPr>
-              <w:t>OE</w:t>
-            </w:r>
-          </w:p>
-        </w:tc>
-        <w:tc>
-          <w:tcPr>
-            <w:tcW w:type="pct" w:w="22%"/>
-            <w:tcBorders>
-              <w:top w:val="single" w:color="999999" w:sz="4"/>
-              <w:left w:val="single" w:color="999999" w:sz="4"/>
-              <w:bottom w:val="single" w:color="999999" w:sz="4"/>
-              <w:right w:val="single" w:color="999999" w:sz="4"/>
-            </w:tcBorders>
-            <w:shd w:fill="E8E8E8" w:val="clear"/>
-          </w:tcPr>
-          <w:p>
-            <w:r>
-              <w:rPr>
-                <w:b w:val="0"/>
-              </w:rPr>
-              <w:t>objective element</w:t>
-            </w:r>
-          </w:p>
-        </w:tc>
-      </w:tr>
-      <w:tr>
-        <w:tc>
-          <w:tcPr>
-            <w:tcW w:type="pct" w:w="22%"/>
-            <w:tcBorders>
-              <w:top w:val="single" w:color="999999" w:sz="4"/>
-              <w:left w:val="single" w:color="999999" w:sz="4"/>
-              <w:bottom w:val="single" w:color="999999" w:sz="4"/>
-              <w:right w:val="single" w:color="999999" w:sz="4"/>
-            </w:tcBorders>
-            <w:shd w:fill="E8E8E8" w:val="clear"/>
-          </w:tcPr>
-          <w:p>
-            <w:r>
-              <w:rPr>
-                <w:b w:val="0"/>
-              </w:rPr>
-              <w:t>PSQ</w:t>
-            </w:r>
-          </w:p>
-        </w:tc>
-        <w:tc>
-          <w:tcPr>
-            <w:tcW w:type="pct" w:w="22%"/>
-            <w:tcBorders>
-              <w:top w:val="single" w:color="999999" w:sz="4"/>
-              <w:left w:val="single" w:color="999999" w:sz="4"/>
-              <w:bottom w:val="single" w:color="999999" w:sz="4"/>
-              <w:right w:val="single" w:color="999999" w:sz="4"/>
-            </w:tcBorders>
-            <w:shd w:fill="E8E8E8" w:val="clear"/>
-          </w:tcPr>
-          <w:p>
-            <w:r>
-              <w:rPr>
-                <w:b w:val="0"/>
-              </w:rPr>
-              <w:t>Patient Safety and Quality Improvement (NABH SHCO chapter 9)</w:t>
-            </w:r>
-          </w:p>
-        </w:tc>
-      </w:tr>
-      <w:tr>
-        <w:tc>
-          <w:tcPr>
-            <w:tcW w:type="pct" w:w="22%"/>
-            <w:tcBorders>
-              <w:top w:val="single" w:color="999999" w:sz="4"/>
-              <w:left w:val="single" w:color="999999" w:sz="4"/>
-              <w:bottom w:val="single" w:color="999999" w:sz="4"/>
-              <w:right w:val="single" w:color="999999" w:sz="4"/>
-            </w:tcBorders>
-            <w:shd w:fill="E8E8E8" w:val="clear"/>
-          </w:tcPr>
-          <w:p>
-            <w:r>
-              <w:rPr>
-                <w:b w:val="0"/>
-              </w:rPr>
-              <w:t>ROM</w:t>
-            </w:r>
-          </w:p>
-        </w:tc>
-        <w:tc>
-          <w:tcPr>
-            <w:tcW w:type="pct" w:w="22%"/>
-            <w:tcBorders>
-              <w:top w:val="single" w:color="999999" w:sz="4"/>
-              <w:left w:val="single" w:color="999999" w:sz="4"/>
-              <w:bottom w:val="single" w:color="999999" w:sz="4"/>
-              <w:right w:val="single" w:color="999999" w:sz="4"/>
-            </w:tcBorders>
-            <w:shd w:fill="E8E8E8" w:val="clear"/>
-          </w:tcPr>
-          <w:p>
-            <w:r>
-              <w:rPr>
-                <w:b w:val="0"/>
-              </w:rPr>
-              <w:t>Responsibilities of Management (NABH SHCO chapter 7)</w:t>
-            </w:r>
-          </w:p>
-        </w:tc>
-      </w:tr>
-      <w:tr>
-        <w:tc>
-          <w:tcPr>
-            <w:tcW w:type="pct" w:w="22%"/>
-            <w:tcBorders>
-              <w:top w:val="single" w:color="999999" w:sz="4"/>
-              <w:left w:val="single" w:color="999999" w:sz="4"/>
-              <w:bottom w:val="single" w:color="999999" w:sz="4"/>
-              <w:right w:val="single" w:color="999999" w:sz="4"/>
-            </w:tcBorders>
-            <w:shd w:fill="E8E8E8" w:val="clear"/>
-          </w:tcPr>
-          <w:p>
-            <w:r>
-              <w:rPr>
-                <w:b w:val="0"/>
-              </w:rPr>
-              <w:t>SHCO</w:t>
-            </w:r>
-          </w:p>
-        </w:tc>
-        <w:tc>
-          <w:tcPr>
-            <w:tcW w:type="pct" w:w="22%"/>
-            <w:tcBorders>
-              <w:top w:val="single" w:color="999999" w:sz="4"/>
-              <w:left w:val="single" w:color="999999" w:sz="4"/>
-              <w:bottom w:val="single" w:color="999999" w:sz="4"/>
-              <w:right w:val="single" w:color="999999" w:sz="4"/>
-            </w:tcBorders>
-            <w:shd w:fill="E8E8E8" w:val="clear"/>
-          </w:tcPr>
-          <w:p>
-            <w:r>
-              <w:rPr>
-                <w:b w:val="0"/>
-              </w:rPr>
-              <w:t>Standards for Small Healthcare Organisations</w:t>
-            </w:r>
-          </w:p>
-        </w:tc>
-      </w:tr>
-    </w:tbl>
-    <w:p>
-      <w:pPr>
-        <w:pStyle w:val="Heading1"/>
-        <w:spacing w:after="120" w:before="280"/>
-      </w:pPr>
-      <w:r>
-        <w:t>11. Traceability to NABH SHCO 3rd Edition ROM.4</w:t>
-      </w:r>
-    </w:p>
-    <w:p>
-      <w:pPr>
-        <w:spacing w:after="120"/>
-      </w:pPr>
-      <w:r>
-        <w:rPr>
-          <w:i/>
-          <w:iCs/>
-          <w:sz w:val="20"/>
-          <w:szCs w:val="20"/>
-        </w:rPr>
-        <w:t xml:space="preserve">This table is an index. It is not how the policy is organised.</w:t>
-      </w:r>
-    </w:p>
     <w:p>
       <w:pPr>
         <w:pStyle w:val="Heading1"/>

--- a/policies/build/masters/ROM.4_v2_master.docx
+++ b/policies/build/masters/ROM.4_v2_master.docx
@@ -689,7 +689,7 @@
           <w:sz w:val="22"/>
           <w:szCs w:val="22"/>
         </w:rPr>
-        <w:t xml:space="preserve">This policy is written as governance and leadership ownership of risk management and outsourced services. Ward-level patient-safety mechanics remain with PSQ. Infection-control mechanics remain with HIC. Facilities safety mechanics remain with FMS.</w:t>
+        <w:t>This policy is written as governance and leadership ownership of risk management and outsourced services. Ward-level patient-safety work, infection control and facilities safety are each handled by their own policies.</w:t>
       </w:r>
     </w:p>
     <w:p>
@@ -715,18 +715,6 @@
     </w:p>
     <w:p>
       <w:pPr>
-        <w:spacing w:after="140"/>
-      </w:pPr>
-      <w:r>
-        <w:rPr>
-          <w:sz w:val="22"/>
-          <w:szCs w:val="22"/>
-        </w:rPr>
-        <w:t xml:space="preserve">It covers the five elements ROM.4.a–e name. It does not cover governance roles and mission (ROM.1), leader qualifications and performance (ROM.2), or strategic plans and service standards (ROM.3, though ROM.4.b integrates with ROM.3's strategic planning).</w:t>
-      </w:r>
-    </w:p>
-    <w:p>
-      <w:pPr>
         <w:pStyle w:val="Heading1"/>
         <w:spacing w:after="120" w:before="280"/>
       </w:pPr>
@@ -914,7 +902,7 @@
           <w:sz w:val="22"/>
           <w:szCs w:val="22"/>
         </w:rPr>
-        <w:t xml:space="preserve">This is management's ownership of risk. PSQ owns quality indicators and patient-safety goals. HIC owns infection risk at the operational level. FMS owns facilities risk at the operational level. ROM.4.a is the governance layer that ensures those risks are identified, registered and reviewed proactively.</w:t>
+        <w:t>This is management's ownership of risk. Quality indicators and patient-safety goals, infection risk, and facilities risk are each handled at the operational level by their own policies. This is the governance layer that ensures those risks are identified, registered and reviewed proactively.</w:t>
       </w:r>
     </w:p>
     <w:p>
@@ -935,7 +923,7 @@
           <w:sz w:val="22"/>
           <w:szCs w:val="22"/>
         </w:rPr>
-        <w:t xml:space="preserve">Management ensures integration between quality improvement, risk management and strategic planning within the organisation. The strategic plan (ROM.3.a) incorporates risk-management priorities and quality-improvement objectives.</w:t>
+        <w:t>Management ensures integration between quality improvement, risk management and strategic planning within the organisation. The strategic plan incorporates risk-management priorities and quality-improvement objectives.</w:t>
       </w:r>
     </w:p>
     <w:p>
@@ -959,7 +947,7 @@
           <w:sz w:val="22"/>
           <w:szCs w:val="22"/>
         </w:rPr>
-        <w:t xml:space="preserve">This is not a separate quality plan. It is the documented link between what PSQ measures, what the risk register identifies, and what ROM.3's strategic plan commits to.</w:t>
+        <w:t>This is not a separate quality plan. It is the documented link between what the quality programme measures, what the risk register identifies, and what the strategic plan commits to.</w:t>
       </w:r>
     </w:p>
     <w:p>
@@ -1004,7 +992,7 @@
           <w:sz w:val="22"/>
           <w:szCs w:val="22"/>
         </w:rPr>
-        <w:t xml:space="preserve">The «Quality Coordinator» maintains the failure-reporting register. The Medical Superintendent reviews the register «monthly» and presents a summary to the governing body «quarterly». PSQ owns the incident-analysis method. This step owns management's duty to ensure the reporting system exists and is used.</w:t>
+        <w:t>The «Quality Coordinator» maintains the failure-reporting register. The Medical Superintendent reviews the register «monthly» and presents a summary to the governing body «quarterly». The incident-analysis method itself is set by the quality-improvement policy; this step covers management's duty to ensure the reporting system exists and is used.</w:t>
       </w:r>
     </w:p>
     <w:p>

--- a/policies/build/masters/ROM.4_v2_master.docx
+++ b/policies/build/masters/ROM.4_v2_master.docx
@@ -3874,8 +3874,23 @@
           <w:sz w:val="22"/>
           <w:szCs w:val="22"/>
         </w:rPr>
-        <w:t xml:space="preserve">National Accreditation Board for Hospitals and Healthcare Providers (NABH), Standards for Small Healthcare Organisations, 3rd Edition — Responsibilities of Management chapter, standard ROM.4.</w:t>
-      </w:r>
+      </w:r>
+      <w:r>
+        <w:rPr>
+          <w:sz w:val="22"/>
+        </w:rPr>
+        <w:t xml:space="preserve">National Accreditation Board for Hospitals &amp; Healthcare Providers. (2022). Standards for small healthcare organisations (3rd ed.) — Responsibilities of Management chapter, standard ROM.4. </w:t>
+      </w:r>
+      <w:hyperlink r:id="rId9">
+        <w:r>
+          <w:rPr>
+            <w:rStyle w:val="Hyperlink"/>
+            <w:sz w:val="22"/>
+            <w:szCs w:val="22"/>
+          </w:rPr>
+          <w:t>https://nabh.co/programmes/small-healthcare-organisation-shco-accreditation-programme/</w:t>
+        </w:r>
+      </w:hyperlink>
     </w:p>
     <w:p>
       <w:pPr>
